--- a/flow/20230905_templates/Стихи (прокімни, алилуя, причасні).docx
+++ b/flow/20230905_templates/Стихи (прокімни, алилуя, причасні).docx
@@ -170,11 +170,23 @@
           <w:rFonts w:ascii="Noto Serif" w:eastAsia="Times New Roman" w:hAnsi="Noto Serif" w:cs="Noto Serif"/>
           <w:i/>
           <w:iCs/>
-          <w:sz w:val="24"/>
-          <w:szCs w:val="24"/>
-          <w:lang w:eastAsia="uk-UA"/>
-        </w:rPr>
-        <w:t xml:space="preserve">Прокімен: </w:t>
+          <w:color w:val="FF4400"/>
+          <w:sz w:val="24"/>
+          <w:szCs w:val="24"/>
+          <w:lang w:eastAsia="uk-UA"/>
+        </w:rPr>
+        <w:t>Прокімен:</w:t>
+      </w:r>
+      <w:r>
+        <w:rPr>
+          <w:rFonts w:ascii="Noto Serif" w:eastAsia="Times New Roman" w:hAnsi="Noto Serif" w:cs="Noto Serif"/>
+          <w:i/>
+          <w:iCs/>
+          <w:sz w:val="24"/>
+          <w:szCs w:val="24"/>
+          <w:lang w:eastAsia="uk-UA"/>
+        </w:rPr>
+        <w:t xml:space="preserve"> </w:t>
       </w:r>
       <w:r>
         <w:rPr>
@@ -679,11 +691,23 @@
           <w:rFonts w:ascii="Noto Serif" w:eastAsia="Times New Roman" w:hAnsi="Noto Serif" w:cs="Noto Serif"/>
           <w:i/>
           <w:iCs/>
-          <w:sz w:val="24"/>
-          <w:szCs w:val="24"/>
-          <w:lang w:eastAsia="uk-UA"/>
-        </w:rPr>
-        <w:t xml:space="preserve">Алилуя: </w:t>
+          <w:color w:val="FF4400"/>
+          <w:sz w:val="24"/>
+          <w:szCs w:val="24"/>
+          <w:lang w:eastAsia="uk-UA"/>
+        </w:rPr>
+        <w:t>Алилуя:</w:t>
+      </w:r>
+      <w:r>
+        <w:rPr>
+          <w:rFonts w:ascii="Noto Serif" w:eastAsia="Times New Roman" w:hAnsi="Noto Serif" w:cs="Noto Serif"/>
+          <w:i/>
+          <w:iCs/>
+          <w:sz w:val="24"/>
+          <w:szCs w:val="24"/>
+          <w:lang w:eastAsia="uk-UA"/>
+        </w:rPr>
+        <w:t xml:space="preserve"> </w:t>
       </w:r>
       <w:r>
         <w:rPr>
@@ -1630,11 +1654,23 @@
           <w:rFonts w:ascii="Noto Serif" w:eastAsia="Times New Roman" w:hAnsi="Noto Serif" w:cs="Noto Serif"/>
           <w:i/>
           <w:iCs/>
-          <w:sz w:val="24"/>
-          <w:szCs w:val="24"/>
-          <w:lang w:eastAsia="uk-UA"/>
-        </w:rPr>
-        <w:t xml:space="preserve">Прокімен: </w:t>
+          <w:color w:val="FF4400"/>
+          <w:sz w:val="24"/>
+          <w:szCs w:val="24"/>
+          <w:lang w:eastAsia="uk-UA"/>
+        </w:rPr>
+        <w:t>Прокімен:</w:t>
+      </w:r>
+      <w:r>
+        <w:rPr>
+          <w:rFonts w:ascii="Noto Serif" w:eastAsia="Times New Roman" w:hAnsi="Noto Serif" w:cs="Noto Serif"/>
+          <w:i/>
+          <w:iCs/>
+          <w:sz w:val="24"/>
+          <w:szCs w:val="24"/>
+          <w:lang w:eastAsia="uk-UA"/>
+        </w:rPr>
+        <w:t xml:space="preserve"> </w:t>
       </w:r>
       <w:r>
         <w:rPr>
@@ -2153,11 +2189,23 @@
           <w:rFonts w:ascii="Noto Serif" w:eastAsia="Times New Roman" w:hAnsi="Noto Serif" w:cs="Noto Serif"/>
           <w:i/>
           <w:iCs/>
-          <w:sz w:val="24"/>
-          <w:szCs w:val="24"/>
-          <w:lang w:eastAsia="uk-UA"/>
-        </w:rPr>
-        <w:t xml:space="preserve">Алилуя: </w:t>
+          <w:color w:val="FF4400"/>
+          <w:sz w:val="24"/>
+          <w:szCs w:val="24"/>
+          <w:lang w:eastAsia="uk-UA"/>
+        </w:rPr>
+        <w:t>Алилуя:</w:t>
+      </w:r>
+      <w:r>
+        <w:rPr>
+          <w:rFonts w:ascii="Noto Serif" w:eastAsia="Times New Roman" w:hAnsi="Noto Serif" w:cs="Noto Serif"/>
+          <w:i/>
+          <w:iCs/>
+          <w:sz w:val="24"/>
+          <w:szCs w:val="24"/>
+          <w:lang w:eastAsia="uk-UA"/>
+        </w:rPr>
+        <w:t xml:space="preserve"> </w:t>
       </w:r>
       <w:proofErr w:type="spellStart"/>
       <w:r>
@@ -3078,11 +3126,23 @@
           <w:rFonts w:ascii="Noto Serif" w:eastAsia="Times New Roman" w:hAnsi="Noto Serif" w:cs="Noto Serif"/>
           <w:i/>
           <w:iCs/>
-          <w:sz w:val="24"/>
-          <w:szCs w:val="24"/>
-          <w:lang w:eastAsia="uk-UA"/>
-        </w:rPr>
-        <w:t xml:space="preserve">Прокімен: </w:t>
+          <w:color w:val="FF4400"/>
+          <w:sz w:val="24"/>
+          <w:szCs w:val="24"/>
+          <w:lang w:eastAsia="uk-UA"/>
+        </w:rPr>
+        <w:t>Прокімен:</w:t>
+      </w:r>
+      <w:r>
+        <w:rPr>
+          <w:rFonts w:ascii="Noto Serif" w:eastAsia="Times New Roman" w:hAnsi="Noto Serif" w:cs="Noto Serif"/>
+          <w:i/>
+          <w:iCs/>
+          <w:sz w:val="24"/>
+          <w:szCs w:val="24"/>
+          <w:lang w:eastAsia="uk-UA"/>
+        </w:rPr>
+        <w:t xml:space="preserve"> </w:t>
       </w:r>
       <w:proofErr w:type="spellStart"/>
       <w:r>
@@ -3568,11 +3628,23 @@
           <w:rFonts w:ascii="Noto Serif" w:eastAsia="Times New Roman" w:hAnsi="Noto Serif" w:cs="Noto Serif"/>
           <w:i/>
           <w:iCs/>
-          <w:sz w:val="24"/>
-          <w:szCs w:val="24"/>
-          <w:lang w:eastAsia="uk-UA"/>
-        </w:rPr>
-        <w:t xml:space="preserve">Алилуя: </w:t>
+          <w:color w:val="FF4400"/>
+          <w:sz w:val="24"/>
+          <w:szCs w:val="24"/>
+          <w:lang w:eastAsia="uk-UA"/>
+        </w:rPr>
+        <w:t>Алилуя:</w:t>
+      </w:r>
+      <w:r>
+        <w:rPr>
+          <w:rFonts w:ascii="Noto Serif" w:eastAsia="Times New Roman" w:hAnsi="Noto Serif" w:cs="Noto Serif"/>
+          <w:i/>
+          <w:iCs/>
+          <w:sz w:val="24"/>
+          <w:szCs w:val="24"/>
+          <w:lang w:eastAsia="uk-UA"/>
+        </w:rPr>
+        <w:t xml:space="preserve"> </w:t>
       </w:r>
       <w:r>
         <w:rPr>
@@ -4403,11 +4475,23 @@
           <w:rFonts w:ascii="Noto Serif" w:eastAsia="Times New Roman" w:hAnsi="Noto Serif" w:cs="Noto Serif"/>
           <w:i/>
           <w:iCs/>
-          <w:sz w:val="24"/>
-          <w:szCs w:val="24"/>
-          <w:lang w:eastAsia="uk-UA"/>
-        </w:rPr>
-        <w:t xml:space="preserve">Прокімен: </w:t>
+          <w:color w:val="FF4400"/>
+          <w:sz w:val="24"/>
+          <w:szCs w:val="24"/>
+          <w:lang w:eastAsia="uk-UA"/>
+        </w:rPr>
+        <w:t>Прокімен:</w:t>
+      </w:r>
+      <w:r>
+        <w:rPr>
+          <w:rFonts w:ascii="Noto Serif" w:eastAsia="Times New Roman" w:hAnsi="Noto Serif" w:cs="Noto Serif"/>
+          <w:i/>
+          <w:iCs/>
+          <w:sz w:val="24"/>
+          <w:szCs w:val="24"/>
+          <w:lang w:eastAsia="uk-UA"/>
+        </w:rPr>
+        <w:t xml:space="preserve"> </w:t>
       </w:r>
       <w:r>
         <w:rPr>
@@ -4922,11 +5006,23 @@
           <w:rFonts w:ascii="Noto Serif" w:eastAsia="Times New Roman" w:hAnsi="Noto Serif" w:cs="Noto Serif"/>
           <w:i/>
           <w:iCs/>
-          <w:sz w:val="24"/>
-          <w:szCs w:val="24"/>
-          <w:lang w:eastAsia="uk-UA"/>
-        </w:rPr>
-        <w:t xml:space="preserve">Алилуя: </w:t>
+          <w:color w:val="FF4400"/>
+          <w:sz w:val="24"/>
+          <w:szCs w:val="24"/>
+          <w:lang w:eastAsia="uk-UA"/>
+        </w:rPr>
+        <w:t>Алилуя:</w:t>
+      </w:r>
+      <w:r>
+        <w:rPr>
+          <w:rFonts w:ascii="Noto Serif" w:eastAsia="Times New Roman" w:hAnsi="Noto Serif" w:cs="Noto Serif"/>
+          <w:i/>
+          <w:iCs/>
+          <w:sz w:val="24"/>
+          <w:szCs w:val="24"/>
+          <w:lang w:eastAsia="uk-UA"/>
+        </w:rPr>
+        <w:t xml:space="preserve"> </w:t>
       </w:r>
       <w:r>
         <w:rPr>
@@ -5767,11 +5863,23 @@
           <w:rFonts w:ascii="Noto Serif" w:eastAsia="Times New Roman" w:hAnsi="Noto Serif" w:cs="Noto Serif"/>
           <w:i/>
           <w:iCs/>
-          <w:sz w:val="24"/>
-          <w:szCs w:val="24"/>
-          <w:lang w:eastAsia="uk-UA"/>
-        </w:rPr>
-        <w:t xml:space="preserve">Прокімен: </w:t>
+          <w:color w:val="FF4400"/>
+          <w:sz w:val="24"/>
+          <w:szCs w:val="24"/>
+          <w:lang w:eastAsia="uk-UA"/>
+        </w:rPr>
+        <w:t>Прокімен:</w:t>
+      </w:r>
+      <w:r>
+        <w:rPr>
+          <w:rFonts w:ascii="Noto Serif" w:eastAsia="Times New Roman" w:hAnsi="Noto Serif" w:cs="Noto Serif"/>
+          <w:i/>
+          <w:iCs/>
+          <w:sz w:val="24"/>
+          <w:szCs w:val="24"/>
+          <w:lang w:eastAsia="uk-UA"/>
+        </w:rPr>
+        <w:t xml:space="preserve"> </w:t>
       </w:r>
       <w:r>
         <w:rPr>
@@ -6273,11 +6381,23 @@
           <w:rFonts w:ascii="Noto Serif" w:eastAsia="Times New Roman" w:hAnsi="Noto Serif" w:cs="Noto Serif"/>
           <w:i/>
           <w:iCs/>
-          <w:sz w:val="24"/>
-          <w:szCs w:val="24"/>
-          <w:lang w:eastAsia="uk-UA"/>
-        </w:rPr>
-        <w:t xml:space="preserve">Алилуя: </w:t>
+          <w:color w:val="FF4400"/>
+          <w:sz w:val="24"/>
+          <w:szCs w:val="24"/>
+          <w:lang w:eastAsia="uk-UA"/>
+        </w:rPr>
+        <w:t>Алилуя:</w:t>
+      </w:r>
+      <w:r>
+        <w:rPr>
+          <w:rFonts w:ascii="Noto Serif" w:eastAsia="Times New Roman" w:hAnsi="Noto Serif" w:cs="Noto Serif"/>
+          <w:i/>
+          <w:iCs/>
+          <w:sz w:val="24"/>
+          <w:szCs w:val="24"/>
+          <w:lang w:eastAsia="uk-UA"/>
+        </w:rPr>
+        <w:t xml:space="preserve"> </w:t>
       </w:r>
       <w:proofErr w:type="spellStart"/>
       <w:r>
@@ -7239,11 +7359,23 @@
           <w:rFonts w:ascii="Noto Serif" w:eastAsia="Times New Roman" w:hAnsi="Noto Serif" w:cs="Noto Serif"/>
           <w:i/>
           <w:iCs/>
-          <w:sz w:val="24"/>
-          <w:szCs w:val="24"/>
-          <w:lang w:eastAsia="uk-UA"/>
-        </w:rPr>
-        <w:t xml:space="preserve">Прокімен: </w:t>
+          <w:color w:val="FF4400"/>
+          <w:sz w:val="24"/>
+          <w:szCs w:val="24"/>
+          <w:lang w:eastAsia="uk-UA"/>
+        </w:rPr>
+        <w:t>Прокімен:</w:t>
+      </w:r>
+      <w:r>
+        <w:rPr>
+          <w:rFonts w:ascii="Noto Serif" w:eastAsia="Times New Roman" w:hAnsi="Noto Serif" w:cs="Noto Serif"/>
+          <w:i/>
+          <w:iCs/>
+          <w:sz w:val="24"/>
+          <w:szCs w:val="24"/>
+          <w:lang w:eastAsia="uk-UA"/>
+        </w:rPr>
+        <w:t xml:space="preserve"> </w:t>
       </w:r>
       <w:r>
         <w:rPr>
@@ -7803,11 +7935,23 @@
           <w:rFonts w:ascii="Noto Serif" w:eastAsia="Times New Roman" w:hAnsi="Noto Serif" w:cs="Noto Serif"/>
           <w:i/>
           <w:iCs/>
-          <w:sz w:val="24"/>
-          <w:szCs w:val="24"/>
-          <w:lang w:eastAsia="uk-UA"/>
-        </w:rPr>
-        <w:t xml:space="preserve">Алилуя: </w:t>
+          <w:color w:val="FF4400"/>
+          <w:sz w:val="24"/>
+          <w:szCs w:val="24"/>
+          <w:lang w:eastAsia="uk-UA"/>
+        </w:rPr>
+        <w:t>Алилуя:</w:t>
+      </w:r>
+      <w:r>
+        <w:rPr>
+          <w:rFonts w:ascii="Noto Serif" w:eastAsia="Times New Roman" w:hAnsi="Noto Serif" w:cs="Noto Serif"/>
+          <w:i/>
+          <w:iCs/>
+          <w:sz w:val="24"/>
+          <w:szCs w:val="24"/>
+          <w:lang w:eastAsia="uk-UA"/>
+        </w:rPr>
+        <w:t xml:space="preserve"> </w:t>
       </w:r>
       <w:r>
         <w:rPr>
@@ -8768,11 +8912,23 @@
           <w:rFonts w:ascii="Noto Serif" w:eastAsia="Times New Roman" w:hAnsi="Noto Serif" w:cs="Noto Serif"/>
           <w:i/>
           <w:iCs/>
-          <w:sz w:val="24"/>
-          <w:szCs w:val="24"/>
-          <w:lang w:eastAsia="uk-UA"/>
-        </w:rPr>
-        <w:t xml:space="preserve">Прокімен: </w:t>
+          <w:color w:val="FF4400"/>
+          <w:sz w:val="24"/>
+          <w:szCs w:val="24"/>
+          <w:lang w:eastAsia="uk-UA"/>
+        </w:rPr>
+        <w:t>Прокімен:</w:t>
+      </w:r>
+      <w:r>
+        <w:rPr>
+          <w:rFonts w:ascii="Noto Serif" w:eastAsia="Times New Roman" w:hAnsi="Noto Serif" w:cs="Noto Serif"/>
+          <w:i/>
+          <w:iCs/>
+          <w:sz w:val="24"/>
+          <w:szCs w:val="24"/>
+          <w:lang w:eastAsia="uk-UA"/>
+        </w:rPr>
+        <w:t xml:space="preserve"> </w:t>
       </w:r>
       <w:proofErr w:type="spellStart"/>
       <w:r>
@@ -9265,11 +9421,23 @@
           <w:rFonts w:ascii="Noto Serif" w:eastAsia="Times New Roman" w:hAnsi="Noto Serif" w:cs="Noto Serif"/>
           <w:i/>
           <w:iCs/>
-          <w:sz w:val="24"/>
-          <w:szCs w:val="24"/>
-          <w:lang w:eastAsia="uk-UA"/>
-        </w:rPr>
-        <w:t xml:space="preserve">Алилуя: </w:t>
+          <w:color w:val="FF4400"/>
+          <w:sz w:val="24"/>
+          <w:szCs w:val="24"/>
+          <w:lang w:eastAsia="uk-UA"/>
+        </w:rPr>
+        <w:t>Алилуя:</w:t>
+      </w:r>
+      <w:r>
+        <w:rPr>
+          <w:rFonts w:ascii="Noto Serif" w:eastAsia="Times New Roman" w:hAnsi="Noto Serif" w:cs="Noto Serif"/>
+          <w:i/>
+          <w:iCs/>
+          <w:sz w:val="24"/>
+          <w:szCs w:val="24"/>
+          <w:lang w:eastAsia="uk-UA"/>
+        </w:rPr>
+        <w:t xml:space="preserve"> </w:t>
       </w:r>
       <w:proofErr w:type="spellStart"/>
       <w:r>
@@ -10107,11 +10275,23 @@
           <w:rFonts w:ascii="Noto Serif" w:eastAsia="Times New Roman" w:hAnsi="Noto Serif" w:cs="Noto Serif"/>
           <w:i/>
           <w:iCs/>
-          <w:sz w:val="24"/>
-          <w:szCs w:val="24"/>
-          <w:lang w:eastAsia="uk-UA"/>
-        </w:rPr>
-        <w:t xml:space="preserve">Прокімен: </w:t>
+          <w:color w:val="FF4400"/>
+          <w:sz w:val="24"/>
+          <w:szCs w:val="24"/>
+          <w:lang w:eastAsia="uk-UA"/>
+        </w:rPr>
+        <w:t>Прокімен:</w:t>
+      </w:r>
+      <w:r>
+        <w:rPr>
+          <w:rFonts w:ascii="Noto Serif" w:eastAsia="Times New Roman" w:hAnsi="Noto Serif" w:cs="Noto Serif"/>
+          <w:i/>
+          <w:iCs/>
+          <w:sz w:val="24"/>
+          <w:szCs w:val="24"/>
+          <w:lang w:eastAsia="uk-UA"/>
+        </w:rPr>
+        <w:t xml:space="preserve"> </w:t>
       </w:r>
       <w:r>
         <w:rPr>
@@ -10486,11 +10666,23 @@
           <w:rFonts w:ascii="Noto Serif" w:eastAsia="Times New Roman" w:hAnsi="Noto Serif" w:cs="Noto Serif"/>
           <w:i/>
           <w:iCs/>
-          <w:sz w:val="24"/>
-          <w:szCs w:val="24"/>
-          <w:lang w:eastAsia="uk-UA"/>
-        </w:rPr>
-        <w:t xml:space="preserve">Алилуя: </w:t>
+          <w:color w:val="FF4400"/>
+          <w:sz w:val="24"/>
+          <w:szCs w:val="24"/>
+          <w:lang w:eastAsia="uk-UA"/>
+        </w:rPr>
+        <w:t>Алилуя:</w:t>
+      </w:r>
+      <w:r>
+        <w:rPr>
+          <w:rFonts w:ascii="Noto Serif" w:eastAsia="Times New Roman" w:hAnsi="Noto Serif" w:cs="Noto Serif"/>
+          <w:i/>
+          <w:iCs/>
+          <w:sz w:val="24"/>
+          <w:szCs w:val="24"/>
+          <w:lang w:eastAsia="uk-UA"/>
+        </w:rPr>
+        <w:t xml:space="preserve"> </w:t>
       </w:r>
       <w:r>
         <w:rPr>
@@ -14281,6 +14473,7 @@
           <w:rFonts w:ascii="Noto Serif" w:eastAsia="Times New Roman" w:hAnsi="Noto Serif" w:cs="Noto Serif"/>
           <w:i/>
           <w:iCs/>
+          <w:color w:val="FF4400"/>
           <w:sz w:val="24"/>
           <w:szCs w:val="24"/>
           <w:lang w:eastAsia="uk-UA"/>
@@ -14292,6 +14485,7 @@
           <w:rFonts w:ascii="Noto Serif" w:eastAsia="Times New Roman" w:hAnsi="Noto Serif" w:cs="Noto Serif"/>
           <w:i/>
           <w:iCs/>
+          <w:color w:val="FF4400"/>
           <w:sz w:val="24"/>
           <w:szCs w:val="24"/>
           <w:lang w:eastAsia="uk-UA"/>
@@ -14303,17 +14497,19 @@
           <w:rFonts w:ascii="Noto Serif" w:eastAsia="Times New Roman" w:hAnsi="Noto Serif" w:cs="Noto Serif"/>
           <w:i/>
           <w:iCs/>
-          <w:sz w:val="24"/>
-          <w:szCs w:val="24"/>
-          <w:lang w:eastAsia="uk-UA"/>
-        </w:rPr>
-        <w:t xml:space="preserve"> </w:t>
-      </w:r>
-      <w:r>
-        <w:rPr>
-          <w:rFonts w:ascii="Noto Serif" w:eastAsia="Times New Roman" w:hAnsi="Noto Serif" w:cs="Noto Serif"/>
-          <w:i/>
-          <w:iCs/>
+          <w:color w:val="FF4400"/>
+          <w:sz w:val="24"/>
+          <w:szCs w:val="24"/>
+          <w:lang w:eastAsia="uk-UA"/>
+        </w:rPr>
+        <w:t xml:space="preserve"> </w:t>
+      </w:r>
+      <w:r>
+        <w:rPr>
+          <w:rFonts w:ascii="Noto Serif" w:eastAsia="Times New Roman" w:hAnsi="Noto Serif" w:cs="Noto Serif"/>
+          <w:i/>
+          <w:iCs/>
+          <w:color w:val="FF4400"/>
           <w:sz w:val="24"/>
           <w:szCs w:val="24"/>
           <w:lang w:eastAsia="uk-UA"/>
@@ -14325,17 +14521,19 @@
           <w:rFonts w:ascii="Noto Serif" w:eastAsia="Times New Roman" w:hAnsi="Noto Serif" w:cs="Noto Serif"/>
           <w:i/>
           <w:iCs/>
-          <w:sz w:val="24"/>
-          <w:szCs w:val="24"/>
-          <w:lang w:eastAsia="uk-UA"/>
-        </w:rPr>
-        <w:t xml:space="preserve"> </w:t>
-      </w:r>
-      <w:r>
-        <w:rPr>
-          <w:rFonts w:ascii="Noto Serif" w:eastAsia="Times New Roman" w:hAnsi="Noto Serif" w:cs="Noto Serif"/>
-          <w:i/>
-          <w:iCs/>
+          <w:color w:val="FF4400"/>
+          <w:sz w:val="24"/>
+          <w:szCs w:val="24"/>
+          <w:lang w:eastAsia="uk-UA"/>
+        </w:rPr>
+        <w:t xml:space="preserve"> </w:t>
+      </w:r>
+      <w:r>
+        <w:rPr>
+          <w:rFonts w:ascii="Noto Serif" w:eastAsia="Times New Roman" w:hAnsi="Noto Serif" w:cs="Noto Serif"/>
+          <w:i/>
+          <w:iCs/>
+          <w:color w:val="FF4400"/>
           <w:sz w:val="24"/>
           <w:szCs w:val="24"/>
           <w:lang w:eastAsia="uk-UA"/>
@@ -14344,9 +14542,10 @@
       </w:r>
       <w:r>
         <w:rPr>
-          <w:rFonts w:eastAsia="Times New Roman" w:cs="Noto Serif"/>
-          <w:i/>
-          <w:iCs/>
+          <w:rFonts w:ascii="Noto Serif" w:eastAsia="Times New Roman" w:hAnsi="Noto Serif" w:cs="Noto Serif"/>
+          <w:i/>
+          <w:iCs/>
+          <w:color w:val="FF4400"/>
           <w:sz w:val="24"/>
           <w:szCs w:val="24"/>
           <w:lang w:eastAsia="uk-UA"/>
@@ -14358,6 +14557,7 @@
           <w:rFonts w:ascii="Noto Serif" w:eastAsia="Times New Roman" w:hAnsi="Noto Serif" w:cs="Noto Serif"/>
           <w:i/>
           <w:iCs/>
+          <w:color w:val="FF4400"/>
           <w:sz w:val="24"/>
           <w:szCs w:val="24"/>
           <w:lang w:eastAsia="uk-UA"/>
@@ -21075,6 +21275,7 @@
           <w:rFonts w:ascii="Noto Serif" w:eastAsia="Times New Roman" w:hAnsi="Noto Serif" w:cs="Noto Serif"/>
           <w:i/>
           <w:iCs/>
+          <w:color w:val="FF4400"/>
           <w:sz w:val="24"/>
           <w:szCs w:val="24"/>
           <w:lang w:eastAsia="uk-UA"/>
@@ -21086,6 +21287,7 @@
           <w:rFonts w:ascii="Noto Serif" w:eastAsia="Times New Roman" w:hAnsi="Noto Serif" w:cs="Noto Serif"/>
           <w:i/>
           <w:iCs/>
+          <w:color w:val="FF4400"/>
           <w:sz w:val="24"/>
           <w:szCs w:val="24"/>
           <w:lang w:eastAsia="uk-UA"/>
@@ -21097,17 +21299,19 @@
           <w:rFonts w:ascii="Noto Serif" w:eastAsia="Times New Roman" w:hAnsi="Noto Serif" w:cs="Noto Serif"/>
           <w:i/>
           <w:iCs/>
-          <w:sz w:val="24"/>
-          <w:szCs w:val="24"/>
-          <w:lang w:eastAsia="uk-UA"/>
-        </w:rPr>
-        <w:t xml:space="preserve"> </w:t>
-      </w:r>
-      <w:r>
-        <w:rPr>
-          <w:rFonts w:ascii="Noto Serif" w:eastAsia="Times New Roman" w:hAnsi="Noto Serif" w:cs="Noto Serif"/>
-          <w:i/>
-          <w:iCs/>
+          <w:color w:val="FF4400"/>
+          <w:sz w:val="24"/>
+          <w:szCs w:val="24"/>
+          <w:lang w:eastAsia="uk-UA"/>
+        </w:rPr>
+        <w:t xml:space="preserve"> </w:t>
+      </w:r>
+      <w:r>
+        <w:rPr>
+          <w:rFonts w:ascii="Noto Serif" w:eastAsia="Times New Roman" w:hAnsi="Noto Serif" w:cs="Noto Serif"/>
+          <w:i/>
+          <w:iCs/>
+          <w:color w:val="FF4400"/>
           <w:sz w:val="24"/>
           <w:szCs w:val="24"/>
           <w:lang w:eastAsia="uk-UA"/>
@@ -21119,22 +21323,48 @@
           <w:rFonts w:ascii="Noto Serif" w:eastAsia="Times New Roman" w:hAnsi="Noto Serif" w:cs="Noto Serif"/>
           <w:i/>
           <w:iCs/>
-          <w:sz w:val="24"/>
-          <w:szCs w:val="24"/>
-          <w:lang w:eastAsia="uk-UA"/>
-        </w:rPr>
-        <w:t xml:space="preserve"> </w:t>
-      </w:r>
-      <w:r>
-        <w:rPr>
-          <w:rFonts w:ascii="Noto Serif" w:eastAsia="Times New Roman" w:hAnsi="Noto Serif" w:cs="Noto Serif"/>
-          <w:i/>
-          <w:iCs/>
-          <w:sz w:val="24"/>
-          <w:szCs w:val="24"/>
-          <w:lang w:eastAsia="uk-UA"/>
-        </w:rPr>
-        <w:t>Богородиці:</w:t>
+          <w:color w:val="FF4400"/>
+          <w:sz w:val="24"/>
+          <w:szCs w:val="24"/>
+          <w:lang w:eastAsia="uk-UA"/>
+        </w:rPr>
+        <w:t xml:space="preserve"> </w:t>
+      </w:r>
+      <w:r>
+        <w:rPr>
+          <w:rFonts w:ascii="Noto Serif" w:eastAsia="Times New Roman" w:hAnsi="Noto Serif" w:cs="Noto Serif"/>
+          <w:i/>
+          <w:iCs/>
+          <w:color w:val="FF4400"/>
+          <w:sz w:val="24"/>
+          <w:szCs w:val="24"/>
+          <w:lang w:eastAsia="uk-UA"/>
+        </w:rPr>
+        <w:t>Богородиці</w:t>
+      </w:r>
+      <w:r>
+        <w:rPr>
+          <w:rFonts w:ascii="Noto Serif" w:eastAsia="Times New Roman" w:hAnsi="Noto Serif" w:cs="Noto Serif"/>
+          <w:i/>
+          <w:iCs/>
+          <w:color w:val="FF4400"/>
+          <w:sz w:val="24"/>
+          <w:szCs w:val="24"/>
+          <w:lang w:eastAsia="uk-UA"/>
+        </w:rPr>
+        <w:t>)</w:t>
+      </w:r>
+      <w:r>
+        <w:rPr>
+          <w:rFonts w:ascii="Noto Serif" w:eastAsia="Times New Roman" w:hAnsi="Noto Serif" w:cs="Noto Serif"/>
+          <w:i/>
+          <w:iCs/>
+          <w:color w:val="FF4400"/>
+          <w:sz w:val="24"/>
+          <w:szCs w:val="24"/>
+          <w:lang w:eastAsia="uk-UA"/>
+        </w:rPr>
+        <w:t>:</w:t>
       </w:r>
       <w:r>
         <w:rPr>
@@ -28836,6 +29066,7 @@
         </w:rPr>
         <w:t xml:space="preserve"> </w:t>
       </w:r>
+      <w:bookmarkStart w:id="5" w:name="_Hlk167819365"/>
       <w:proofErr w:type="spellStart"/>
       <w:r>
         <w:rPr>
@@ -29256,6 +29487,7 @@
         <w:t>111,2).</w:t>
       </w:r>
     </w:p>
+    <w:bookmarkEnd w:id="5"/>
     <w:p>
       <w:pPr>
         <w:spacing w:after="120" w:line="240" w:lineRule="auto"/>
@@ -30969,7 +31201,7 @@
           <w:lang w:eastAsia="uk-UA"/>
         </w:rPr>
       </w:pPr>
-      <w:bookmarkStart w:id="5" w:name="_Hlk166938764"/>
+      <w:bookmarkStart w:id="6" w:name="_Hlk166938764"/>
       <w:r>
         <w:rPr>
           <w:rFonts w:ascii="Noto Serif" w:eastAsia="Times New Roman" w:hAnsi="Noto Serif" w:cs="Noto Serif"/>
@@ -31646,8 +31878,8 @@
           <w:lang w:eastAsia="uk-UA"/>
         </w:rPr>
       </w:pPr>
-      <w:bookmarkStart w:id="6" w:name="_Hlk166938774"/>
-      <w:bookmarkEnd w:id="5"/>
+      <w:bookmarkStart w:id="7" w:name="_Hlk166938774"/>
+      <w:bookmarkEnd w:id="6"/>
       <w:r>
         <w:rPr>
           <w:rFonts w:ascii="Noto Serif" w:eastAsia="Times New Roman" w:hAnsi="Noto Serif" w:cs="Noto Serif"/>
@@ -32266,8 +32498,8 @@
           <w:lang w:eastAsia="uk-UA"/>
         </w:rPr>
       </w:pPr>
-      <w:bookmarkStart w:id="7" w:name="_Hlk166938781"/>
-      <w:bookmarkEnd w:id="6"/>
+      <w:bookmarkStart w:id="8" w:name="_Hlk166938781"/>
+      <w:bookmarkEnd w:id="7"/>
       <w:r>
         <w:rPr>
           <w:rFonts w:ascii="Noto Serif" w:eastAsia="Times New Roman" w:hAnsi="Noto Serif" w:cs="Noto Serif"/>
@@ -32555,7 +32787,7 @@
         <w:t>алилуя.</w:t>
       </w:r>
     </w:p>
-    <w:bookmarkEnd w:id="7"/>
+    <w:bookmarkEnd w:id="8"/>
     <w:p>
       <w:pPr>
         <w:pStyle w:val="2"/>
@@ -40318,6 +40550,7 @@
         </w:rPr>
         <w:t xml:space="preserve"> </w:t>
       </w:r>
+      <w:bookmarkStart w:id="9" w:name="_Hlk167819310"/>
       <w:proofErr w:type="spellStart"/>
       <w:r>
         <w:rPr>
@@ -40777,6 +41010,7 @@
         <w:t>67,27).</w:t>
       </w:r>
     </w:p>
+    <w:bookmarkEnd w:id="9"/>
     <w:p>
       <w:pPr>
         <w:spacing w:after="120" w:line="240" w:lineRule="auto"/>
